--- a/docs/decisions/Engineering Decision Log.docx
+++ b/docs/decisions/Engineering Decision Log.docx
@@ -1117,18 +1117,24 @@
             <w:shd w:val="clear" w:color="auto" w:fill="FFFFFF"/>
           </w:tcPr>
           <w:p>
-            <w:pPr>
-              <w:rPr>
-                <w:b/>
-                <w:bCs/>
-              </w:rPr>
-            </w:pPr>
-            <w:r>
-              <w:rPr>
-                <w:b/>
-                <w:bCs/>
+            <w:r>
+              <w:rPr>
+                <w:b/>
               </w:rPr>
               <w:t>No major later consequence other than the possibility of a late decision impacting the time constraint.</w:t>
+            </w:r>
+            <w:r>
+              <w:rPr>
+                <w:b/>
+              </w:rPr>
+              <w:br/>
+            </w:r>
+            <w:r>
+              <w:rPr>
+                <w:b/>
+              </w:rPr>
+              <w:br/>
+              <w:t>M2 update: technology stack resolved by DEC-008 / ADR-001; architecture is handled separately.</w:t>
             </w:r>
           </w:p>
         </w:tc>
@@ -1947,6 +1953,318 @@
                 <w:bCs/>
               </w:rPr>
               <w:t xml:space="preserve"> version control and tracking as well as accountability is a requirement.</w:t>
+            </w:r>
+          </w:p>
+        </w:tc>
+      </w:tr>
+      <w:tr>
+        <w:trPr>
+          <w:trHeight w:val="300"/>
+        </w:trPr>
+        <w:tc>
+          <w:tcPr>
+            <w:tcW w:w="1268" w:type="dxa"/>
+            <w:tcBorders>
+              <w:top w:val="single" w:sz="6" w:space="0" w:color="000000"/>
+              <w:left w:val="single" w:sz="6" w:space="0" w:color="000000"/>
+              <w:bottom w:val="single" w:sz="6" w:space="0" w:color="000000"/>
+              <w:right w:val="single" w:sz="6" w:space="0" w:color="000000"/>
+            </w:tcBorders>
+            <w:shd w:val="clear" w:color="auto" w:fill="FFFFFF"/>
+            <w:hideMark/>
+          </w:tcPr>
+          <w:p>
+            <w:pPr>
+              <w:rPr>
+                <w:b/>
+                <w:bCs/>
+              </w:rPr>
+            </w:pPr>
+            <w:r>
+              <w:rPr>
+                <w:b/>
+                <w:bCs/>
+              </w:rPr>
+              <w:t>DEC-008</w:t>
+            </w:r>
+          </w:p>
+        </w:tc>
+        <w:tc>
+          <w:tcPr>
+            <w:tcW w:w="1559" w:type="dxa"/>
+            <w:tcBorders>
+              <w:top w:val="single" w:sz="6" w:space="0" w:color="000000"/>
+              <w:left w:val="single" w:sz="6" w:space="0" w:color="000000"/>
+              <w:bottom w:val="single" w:sz="6" w:space="0" w:color="000000"/>
+              <w:right w:val="single" w:sz="6" w:space="0" w:color="000000"/>
+            </w:tcBorders>
+            <w:shd w:val="clear" w:color="auto" w:fill="FFFFFF"/>
+            <w:hideMark/>
+          </w:tcPr>
+          <w:p>
+            <w:pPr>
+              <w:rPr>
+                <w:b/>
+                <w:bCs/>
+              </w:rPr>
+            </w:pPr>
+            <w:r>
+              <w:rPr>
+                <w:b/>
+                <w:bCs/>
+              </w:rPr>
+              <w:t>M2-10 technology stack decision; resolves the technology part of DEC-002.</w:t>
+            </w:r>
+          </w:p>
+        </w:tc>
+        <w:tc>
+          <w:tcPr>
+            <w:tcW w:w="1276" w:type="dxa"/>
+            <w:tcBorders>
+              <w:top w:val="single" w:sz="6" w:space="0" w:color="000000"/>
+              <w:left w:val="single" w:sz="6" w:space="0" w:color="000000"/>
+              <w:bottom w:val="single" w:sz="6" w:space="0" w:color="000000"/>
+              <w:right w:val="single" w:sz="6" w:space="0" w:color="000000"/>
+            </w:tcBorders>
+            <w:shd w:val="clear" w:color="auto" w:fill="FFFFFF"/>
+            <w:hideMark/>
+          </w:tcPr>
+          <w:p>
+            <w:pPr>
+              <w:rPr>
+                <w:b/>
+                <w:bCs/>
+              </w:rPr>
+            </w:pPr>
+            <w:r>
+              <w:rPr>
+                <w:b/>
+                <w:bCs/>
+              </w:rPr>
+              <w:t>CON-003</w:t>
+            </w:r>
+            <w:r>
+              <w:rPr>
+                <w:b/>
+                <w:bCs/>
+              </w:rPr>
+              <w:br/>
+              <w:t>CON-004</w:t>
+            </w:r>
+            <w:r>
+              <w:rPr>
+                <w:b/>
+                <w:bCs/>
+              </w:rPr>
+              <w:br/>
+              <w:t>CON-007</w:t>
+            </w:r>
+            <w:r>
+              <w:rPr>
+                <w:b/>
+                <w:bCs/>
+              </w:rPr>
+              <w:br/>
+              <w:t>M2-02 ASRs</w:t>
+            </w:r>
+          </w:p>
+        </w:tc>
+        <w:tc>
+          <w:tcPr>
+            <w:tcW w:w="1661" w:type="dxa"/>
+            <w:tcBorders>
+              <w:top w:val="single" w:sz="6" w:space="0" w:color="000000"/>
+              <w:left w:val="single" w:sz="6" w:space="0" w:color="000000"/>
+              <w:bottom w:val="single" w:sz="6" w:space="0" w:color="000000"/>
+              <w:right w:val="single" w:sz="6" w:space="0" w:color="000000"/>
+            </w:tcBorders>
+            <w:shd w:val="clear" w:color="auto" w:fill="FFFFFF"/>
+            <w:hideMark/>
+          </w:tcPr>
+          <w:p>
+            <w:pPr>
+              <w:rPr>
+                <w:b/>
+                <w:bCs/>
+              </w:rPr>
+            </w:pPr>
+            <w:r>
+              <w:rPr>
+                <w:b/>
+                <w:bCs/>
+              </w:rPr>
+              <w:t>React vs plain JS; Supabase vs Node/Express; Figma-first vs design in code.</w:t>
+            </w:r>
+          </w:p>
+        </w:tc>
+        <w:tc>
+          <w:tcPr>
+            <w:tcW w:w="1174" w:type="dxa"/>
+            <w:tcBorders>
+              <w:top w:val="single" w:sz="6" w:space="0" w:color="000000"/>
+              <w:left w:val="single" w:sz="6" w:space="0" w:color="000000"/>
+              <w:bottom w:val="single" w:sz="6" w:space="0" w:color="000000"/>
+              <w:right w:val="single" w:sz="6" w:space="0" w:color="000000"/>
+            </w:tcBorders>
+            <w:shd w:val="clear" w:color="auto" w:fill="FFFFFF"/>
+          </w:tcPr>
+          <w:p>
+            <w:pPr>
+              <w:rPr>
+                <w:b/>
+                <w:bCs/>
+              </w:rPr>
+            </w:pPr>
+            <w:r>
+              <w:rPr>
+                <w:b/>
+                <w:bCs/>
+              </w:rPr>
+              <w:t xml:space="preserve">React/Vite + Supabase/PostgreSQL; Supabase Auth; RBAC/RLS planned; Figma manual design; </w:t>
+            </w:r>
+            <w:r>
+              <w:rPr>
+                <w:b/>
+                <w:bCs/>
+              </w:rPr>
+              <w:lastRenderedPageBreak/>
+              <w:t>GitHub Actions CI. Node.js tooling only.</w:t>
+            </w:r>
+          </w:p>
+        </w:tc>
+        <w:tc>
+          <w:tcPr>
+            <w:tcW w:w="1276" w:type="dxa"/>
+            <w:tcBorders>
+              <w:top w:val="single" w:sz="6" w:space="0" w:color="000000"/>
+              <w:left w:val="single" w:sz="6" w:space="0" w:color="000000"/>
+              <w:bottom w:val="single" w:sz="6" w:space="0" w:color="000000"/>
+              <w:right w:val="single" w:sz="6" w:space="0" w:color="000000"/>
+            </w:tcBorders>
+            <w:shd w:val="clear" w:color="auto" w:fill="FFFFFF"/>
+          </w:tcPr>
+          <w:p>
+            <w:pPr>
+              <w:rPr>
+                <w:b/>
+                <w:bCs/>
+              </w:rPr>
+            </w:pPr>
+            <w:r>
+              <w:rPr>
+                <w:b/>
+                <w:bCs/>
+              </w:rPr>
+              <w:lastRenderedPageBreak/>
+              <w:t>Fits relational data, team capacity and cost, and is supported by M2-13 implementation.</w:t>
+            </w:r>
+          </w:p>
+        </w:tc>
+        <w:tc>
+          <w:tcPr>
+            <w:tcW w:w="1276" w:type="dxa"/>
+            <w:tcBorders>
+              <w:top w:val="single" w:sz="6" w:space="0" w:color="000000"/>
+              <w:left w:val="single" w:sz="6" w:space="0" w:color="000000"/>
+              <w:bottom w:val="single" w:sz="6" w:space="0" w:color="000000"/>
+              <w:right w:val="single" w:sz="6" w:space="0" w:color="000000"/>
+            </w:tcBorders>
+            <w:shd w:val="clear" w:color="auto" w:fill="FFFFFF"/>
+          </w:tcPr>
+          <w:p>
+            <w:pPr>
+              <w:rPr>
+                <w:b/>
+                <w:bCs/>
+              </w:rPr>
+            </w:pPr>
+            <w:r>
+              <w:rPr>
+                <w:b/>
+                <w:bCs/>
+              </w:rPr>
+              <w:t>Supabase learning/vendor dependency; auth/live DB/RLS pending; custom backend may be needed later.</w:t>
+            </w:r>
+          </w:p>
+        </w:tc>
+        <w:tc>
+          <w:tcPr>
+            <w:tcW w:w="1134" w:type="dxa"/>
+            <w:tcBorders>
+              <w:top w:val="single" w:sz="6" w:space="0" w:color="000000"/>
+              <w:left w:val="single" w:sz="6" w:space="0" w:color="000000"/>
+              <w:bottom w:val="single" w:sz="6" w:space="0" w:color="000000"/>
+              <w:right w:val="single" w:sz="6" w:space="0" w:color="000000"/>
+            </w:tcBorders>
+            <w:shd w:val="clear" w:color="auto" w:fill="FFFFFF"/>
+          </w:tcPr>
+          <w:p>
+            <w:pPr>
+              <w:rPr>
+                <w:b/>
+                <w:bCs/>
+              </w:rPr>
+            </w:pPr>
+            <w:r>
+              <w:rPr>
+                <w:b/>
+                <w:bCs/>
+              </w:rPr>
+              <w:t>R-010 to R-012</w:t>
+            </w:r>
+          </w:p>
+        </w:tc>
+        <w:tc>
+          <w:tcPr>
+            <w:tcW w:w="1275" w:type="dxa"/>
+            <w:tcBorders>
+              <w:top w:val="single" w:sz="6" w:space="0" w:color="000000"/>
+              <w:left w:val="single" w:sz="6" w:space="0" w:color="000000"/>
+              <w:bottom w:val="single" w:sz="6" w:space="0" w:color="000000"/>
+              <w:right w:val="single" w:sz="6" w:space="0" w:color="000000"/>
+            </w:tcBorders>
+            <w:shd w:val="clear" w:color="auto" w:fill="FFFFFF"/>
+          </w:tcPr>
+          <w:p>
+            <w:pPr>
+              <w:rPr>
+                <w:b/>
+                <w:bCs/>
+              </w:rPr>
+            </w:pPr>
+            <w:r>
+              <w:rPr>
+                <w:b/>
+                <w:bCs/>
+              </w:rPr>
+              <w:t>ADR-001; M2-10; M2-13; M2-12 PR #77; M2-11.</w:t>
+            </w:r>
+          </w:p>
+        </w:tc>
+        <w:tc>
+          <w:tcPr>
+            <w:tcW w:w="2410" w:type="dxa"/>
+            <w:tcBorders>
+              <w:top w:val="single" w:sz="6" w:space="0" w:color="000000"/>
+              <w:left w:val="single" w:sz="6" w:space="0" w:color="000000"/>
+              <w:bottom w:val="single" w:sz="6" w:space="0" w:color="000000"/>
+              <w:right w:val="single" w:sz="6" w:space="0" w:color="000000"/>
+            </w:tcBorders>
+            <w:shd w:val="clear" w:color="auto" w:fill="FFFFFF"/>
+          </w:tcPr>
+          <w:p>
+            <w:pPr>
+              <w:rPr>
+                <w:b/>
+                <w:bCs/>
+              </w:rPr>
+            </w:pPr>
+            <w:r>
+              <w:rPr>
+                <w:b/>
+                <w:bCs/>
+              </w:rPr>
+              <w:t>Use controlled change and update ADR-001 / Decision Log if the stack materially changes.</w:t>
             </w:r>
           </w:p>
         </w:tc>
